--- a/docs/scripts/install_cli_agent_plugins.docx
+++ b/docs/scripts/install_cli_agent_plugins.docx
@@ -2,7 +2,7 @@
 <file path=word/document.xml><?xml version="1.0" encoding="utf-8"?>
 <w:document xmlns:w="http://schemas.openxmlformats.org/wordprocessingml/2006/main" xmlns:m="http://schemas.openxmlformats.org/officeDocument/2006/math" xmlns:r="http://schemas.openxmlformats.org/officeDocument/2006/relationships" xmlns:o="urn:schemas-microsoft-com:office:office" xmlns:v="urn:schemas-microsoft-com:vml" xmlns:w10="urn:schemas-microsoft-com:office:word" xmlns:a="http://schemas.openxmlformats.org/drawingml/2006/main" xmlns:pic="http://schemas.openxmlformats.org/drawingml/2006/picture" xmlns:wp="http://schemas.openxmlformats.org/drawingml/2006/wordprocessingDrawing">
   <w:body>
-    <w:bookmarkStart w:id="19" w:name="install_cli_agent_plugins.sh"/>
+    <w:bookmarkStart w:id="19" w:name="install_cli_agent_pluginssh"/>
     <w:p>
       <w:pPr>
         <w:pStyle w:val="Heading1"/>
@@ -147,7 +147,7 @@
         <w:t xml:space="preserve"> </w:t>
       </w:r>
       <w:r>
-        <w:t xml:space="preserve">constitution’s CLI-agent action directives and Agent Skills load out of the box in</w:t>
+        <w:t xml:space="preserve">constitution's CLI-agent action directives and Agent Skills load out of the box in</w:t>
       </w:r>
       <w:r>
         <w:t xml:space="preserve"> </w:t>
@@ -159,7 +159,7 @@
         <w:t xml:space="preserve"> </w:t>
       </w:r>
       <w:r>
-        <w:t xml:space="preserve">constitution pull (STEP 4b), and the script each skill’s own</w:t>
+        <w:t xml:space="preserve">constitution pull (STEP 4b), and the script each skill's own</w:t>
       </w:r>
       <w:r>
         <w:t xml:space="preserve"> </w:t>
@@ -271,7 +271,7 @@
           <w:b/>
           <w:bCs/>
         </w:rPr>
-        <w:t xml:space="preserve">Wire the other agents’ commands</w:t>
+        <w:t xml:space="preserve">Wire the other agents' commands</w:t>
       </w:r>
       <w:r>
         <w:t xml:space="preserve"> </w:t>
@@ -292,7 +292,7 @@
         <w:t xml:space="preserve"> </w:t>
       </w:r>
       <w:r>
-        <w:t xml:space="preserve">generated files into each agent’s project-level command directory:</w:t>
+        <w:t xml:space="preserve">generated files into each agent's project-level command directory:</w:t>
       </w:r>
       <w:r>
         <w:t xml:space="preserve"> </w:t>
@@ -337,7 +337,7 @@
         <w:t xml:space="preserve"> </w:t>
       </w:r>
       <w:r>
-        <w:t xml:space="preserve">declared by the repo’s own</w:t>
+        <w:t xml:space="preserve">declared by the repo's own</w:t>
       </w:r>
       <w:r>
         <w:t xml:space="preserve"> </w:t>
@@ -459,7 +459,7 @@
         <w:t xml:space="preserve"> </w:t>
       </w:r>
       <w:r>
-        <w:t xml:space="preserve">That installer stays the hook’s</w:t>
+        <w:t xml:space="preserve">That installer stays the hook's</w:t>
       </w:r>
       <w:r>
         <w:t xml:space="preserve"> </w:t>
@@ -648,7 +648,7 @@
         <w:t xml:space="preserve">claude plugin list</w:t>
       </w:r>
       <w:r>
-        <w:t xml:space="preserve">. It does not trust either command’s exit code or</w:t>
+        <w:t xml:space="preserve">. It does not trust either command's exit code or</w:t>
       </w:r>
       <w:r>
         <w:t xml:space="preserve"> </w:t>
@@ -1262,8 +1262,7 @@
     <w:tbl>
       <w:tblPr>
         <w:tblStyle w:val="Table"/>
-        <w:tblW w:type="pct" w:w="5000"/>
-        <w:tblLayout w:type="fixed"/>
+        <w:tblW w:type="auto" w:w="0"/>
         <w:tblLook w:firstRow="1" w:lastRow="0" w:firstColumn="0" w:lastColumn="0" w:noHBand="0" w:noVBand="0" w:val="0020"/>
       </w:tblPr>
       <w:tblGrid>
@@ -1362,7 +1361,7 @@
               <w:rPr>
                 <w:rStyle w:val="VerbatimChar"/>
               </w:rPr>
-              <w:t xml:space="preserve">install_plugin \|\| true</w:t>
+              <w:t xml:space="preserve">install_plugin || true</w:t>
             </w:r>
             <w:r>
               <w:t xml:space="preserve">). Honest, never faked.</w:t>
@@ -1486,13 +1485,7 @@
               <w:pStyle w:val="Compact"/>
             </w:pPr>
             <w:r>
-              <w:t xml:space="preserve">WARNs explicitly (</w:t>
-            </w:r>
-            <w:r>
-              <w:t xml:space="preserve">“NOT claiming success”</w:t>
-            </w:r>
-            <w:r>
-              <w:t xml:space="preserve">) and prints the commands to run manually and read the error.</w:t>
+              <w:t xml:space="preserve">WARNs explicitly ("NOT claiming success") and prints the commands to run manually and read the error.</w:t>
             </w:r>
           </w:p>
         </w:tc>
@@ -1547,7 +1540,7 @@
               <w:pStyle w:val="Compact"/>
             </w:pPr>
             <w:r>
-              <w:t xml:space="preserve">Left untouched, with a WARN. The operator’s hand-written command wins; the installer never clobbers it.</w:t>
+              <w:t xml:space="preserve">Left untouched, with a WARN. The operator's hand-written command wins; the installer never clobbers it.</w:t>
             </w:r>
           </w:p>
         </w:tc>
@@ -1644,16 +1637,7 @@
               <w:pStyle w:val="Compact"/>
             </w:pPr>
             <w:r>
-              <w:t xml:space="preserve">WARN</w:t>
-            </w:r>
-            <w:r>
-              <w:t xml:space="preserve"> </w:t>
-            </w:r>
-            <w:r>
-              <w:t xml:space="preserve">“other agents NOT wired”</w:t>
-            </w:r>
-            <w:r>
-              <w:t xml:space="preserve">;</w:t>
+              <w:t xml:space="preserve">WARN "other agents NOT wired";</w:t>
             </w:r>
             <w:r>
               <w:t xml:space="preserve"> </w:t>
@@ -1951,16 +1935,7 @@
               <w:t xml:space="preserve">rc=1</w:t>
             </w:r>
             <w:r>
-              <w:t xml:space="preserve">; the script continues with the remaining steps and reports</w:t>
-            </w:r>
-            <w:r>
-              <w:t xml:space="preserve"> </w:t>
-            </w:r>
-            <w:r>
-              <w:t xml:space="preserve">“completed WITH problems”</w:t>
-            </w:r>
-            <w:r>
-              <w:t xml:space="preserve">.</w:t>
+              <w:t xml:space="preserve">; the script continues with the remaining steps and reports "completed WITH problems".</w:t>
             </w:r>
           </w:p>
         </w:tc>
@@ -2208,7 +2183,7 @@
         </w:numPr>
       </w:pPr>
       <w:r>
-        <w:t xml:space="preserve">The script’s own in-source header block still describes the earlier three-step</w:t>
+        <w:t xml:space="preserve">The script's own in-source header block still describes the earlier three-step</w:t>
       </w:r>
       <w:r>
         <w:t xml:space="preserve"> </w:t>
@@ -2580,7 +2555,7 @@
         <w:t xml:space="preserve"> </w:t>
       </w:r>
       <w:r>
-        <w:t xml:space="preserve">is resolved from the script’s own location, so it works from any cwd. Exit code</w:t>
+        <w:t xml:space="preserve">is resolved from the script's own location, so it works from any cwd. Exit code</w:t>
       </w:r>
       <w:r>
         <w:t xml:space="preserve"> </w:t>
@@ -2632,8 +2607,7 @@
     <w:tbl>
       <w:tblPr>
         <w:tblStyle w:val="Table"/>
-        <w:tblW w:type="pct" w:w="5000"/>
-        <w:tblLayout w:type="fixed"/>
+        <w:tblW w:type="auto" w:w="0"/>
         <w:tblLook w:firstRow="1" w:lastRow="0" w:firstColumn="0" w:lastColumn="0" w:noHBand="0" w:noVBand="0" w:val="0020"/>
       </w:tblPr>
       <w:tblGrid>
@@ -3438,7 +3412,7 @@
         <w:rFonts w:asciiTheme="minorHAnsi" w:cstheme="minorBidi" w:eastAsiaTheme="minorEastAsia" w:hAnsiTheme="minorHAnsi"/>
         <w:sz w:val="24"/>
         <w:szCs w:val="24"/>
-        <w:lang w:bidi="ar-SA" w:eastAsia="zh-CN" w:val="en-US"/>
+        <w:lang w:bidi="ar-SA" w:eastAsia="zh-CN" w:val="en"/>
       </w:rPr>
     </w:rPrDefault>
     <w:pPrDefault>
@@ -3490,8 +3464,8 @@
     </w:pPr>
     <w:rPr>
       <w:rFonts w:asciiTheme="majorHAnsi" w:cstheme="majorBidi" w:eastAsiaTheme="majorEastAsia" w:hAnsiTheme="majorHAnsi"/>
-      <w:sz w:val="56"/>
-      <w:szCs w:val="56"/>
+      <w:sz w:val="40"/>
+      <w:szCs w:val="40"/>
     </w:rPr>
   </w:style>
   <w:style w:customStyle="1" w:styleId="TitleChar" w:type="character">
@@ -3625,8 +3599,8 @@
     <w:rPr>
       <w:rFonts w:asciiTheme="majorHAnsi" w:cstheme="majorBidi" w:eastAsiaTheme="majorEastAsia" w:hAnsiTheme="majorHAnsi"/>
       <w:color w:themeColor="accent1" w:themeShade="BF" w:val="0F4761"/>
-      <w:sz w:val="40"/>
-      <w:szCs w:val="40"/>
+      <w:sz w:val="32"/>
+      <w:szCs w:val="32"/>
     </w:rPr>
   </w:style>
   <w:style w:styleId="Heading2" w:type="paragraph">
@@ -3648,8 +3622,8 @@
     <w:rPr>
       <w:rFonts w:asciiTheme="majorHAnsi" w:cstheme="majorBidi" w:eastAsiaTheme="majorEastAsia" w:hAnsiTheme="majorHAnsi"/>
       <w:color w:themeColor="accent1" w:themeShade="BF" w:val="0F4761"/>
-      <w:sz w:val="32"/>
-      <w:szCs w:val="32"/>
+      <w:sz w:val="26"/>
+      <w:szCs w:val="26"/>
     </w:rPr>
   </w:style>
   <w:style w:styleId="Heading3" w:type="paragraph">
@@ -3671,8 +3645,8 @@
     <w:rPr>
       <w:rFonts w:cstheme="majorBidi" w:eastAsiaTheme="majorEastAsia"/>
       <w:color w:themeColor="accent1" w:themeShade="BF" w:val="0F4761"/>
-      <w:sz w:val="28"/>
-      <w:szCs w:val="28"/>
+      <w:sz w:val="24"/>
+      <w:szCs w:val="24"/>
     </w:rPr>
   </w:style>
   <w:style w:styleId="Heading4" w:type="paragraph">
@@ -3692,6 +3666,8 @@
       <w:outlineLvl w:val="3"/>
     </w:pPr>
     <w:rPr>
+      <w:sz w:val="22"/>
+      <w:szCs w:val="22"/>
       <w:rFonts w:cstheme="majorBidi" w:eastAsiaTheme="majorEastAsia"/>
       <w:i/>
       <w:iCs/>
